--- a/wage_inequality_trend.docx
+++ b/wage_inequality_trend.docx
@@ -59,21 +59,7 @@
         <w:rPr>
           <w:lang w:val="en-US"/>
         </w:rPr>
-        <w:t xml:space="preserve"> it doesn´t look like this in trends presented today). Smaller related RQ: how do firms power vis a vis workers depend on </w:t>
-      </w:r>
-      <w:proofErr w:type="gramStart"/>
-      <w:r>
-        <w:rPr>
-          <w:lang w:val="en-US"/>
-        </w:rPr>
-        <w:t>firms</w:t>
-      </w:r>
-      <w:proofErr w:type="gramEnd"/>
-      <w:r>
-        <w:rPr>
-          <w:lang w:val="en-US"/>
-        </w:rPr>
-        <w:t xml:space="preserve"> size?</w:t>
+        <w:t xml:space="preserve"> it doesn´t look like this in trends presented today). Smaller related RQ: how do firms power vis a vis workers depend on firms size?</w:t>
       </w:r>
     </w:p>
     <w:p>
@@ -189,7 +175,21 @@
         <w:rPr>
           <w:lang w:val="en-US"/>
         </w:rPr>
-        <w:t xml:space="preserve"> effects some time after minimum wage introduction, as they revert back due to the increased market power. Look at clean paper about minimum wage identification. Better in Germany as we´ve data already.</w:t>
+        <w:t xml:space="preserve"> effects </w:t>
+      </w:r>
+      <w:proofErr w:type="spellStart"/>
+      <w:r>
+        <w:rPr>
+          <w:lang w:val="en-US"/>
+        </w:rPr>
+        <w:t>some time</w:t>
+      </w:r>
+      <w:proofErr w:type="spellEnd"/>
+      <w:r>
+        <w:rPr>
+          <w:lang w:val="en-US"/>
+        </w:rPr>
+        <w:t xml:space="preserve"> after minimum wage introduction, as they revert back due to the increased market power. Look at clean paper about minimum wage identification. Better in Germany as we´ve data already.</w:t>
       </w:r>
     </w:p>
     <w:p>
@@ -247,22 +247,28 @@
         <w:rPr>
           <w:lang w:val="en-US"/>
         </w:rPr>
-        <w:t xml:space="preserve">Possible other shocks to elasticity of labor supply: </w:t>
-      </w:r>
-      <w:proofErr w:type="gramStart"/>
-      <w:r>
-        <w:rPr>
-          <w:lang w:val="en-US"/>
-        </w:rPr>
-        <w:t>online  job</w:t>
-      </w:r>
-      <w:proofErr w:type="gramEnd"/>
-      <w:r>
-        <w:rPr>
-          <w:lang w:val="en-US"/>
-        </w:rPr>
-        <w:t xml:space="preserve"> posting; uber rollout</w:t>
-      </w:r>
+        <w:t>Possible other shocks to elasticity of labor supply: online  job posting; uber rollout</w:t>
+      </w:r>
+    </w:p>
+    <w:p>
+      <w:pPr>
+        <w:rPr>
+          <w:lang w:val="en-US"/>
+        </w:rPr>
+      </w:pPr>
+      <w:r>
+        <w:rPr>
+          <w:lang w:val="en-US"/>
+        </w:rPr>
+        <w:t>MAIN THINGS TO DO:</w:t>
+      </w:r>
+    </w:p>
+    <w:p>
+      <w:pPr>
+        <w:rPr>
+          <w:lang w:val="en-US"/>
+        </w:rPr>
+      </w:pPr>
     </w:p>
     <w:p>
       <w:pPr>
@@ -1005,6 +1011,7 @@
   <w:style w:type="character" w:default="1" w:styleId="DefaultParagraphFont">
     <w:name w:val="Default Paragraph Font"/>
     <w:uiPriority w:val="1"/>
+    <w:semiHidden/>
     <w:unhideWhenUsed/>
   </w:style>
   <w:style w:type="table" w:default="1" w:styleId="TableNormal">
